--- a/example_articles/countries/England/1.countries_England_New_York_Times.docx
+++ b/example_articles/countries/England/1.countries_England_New_York_Times.docx
@@ -27,17 +27,17 @@
     </w:p>
     <w:p>
       <w:r>
-        <w:t>Source File: NYT/44.DOCX</w:t>
+        <w:t>Source file: NYT/44.DOCX</w:t>
       </w:r>
     </w:p>
     <w:p>
       <w:r>
-        <w:t>Raw locations result: ['England', 'London', 'Orpington', 'Bromley']</w:t>
+        <w:t>Raw locations result, 'locations': ['England', 'London', 'Orpington', 'Bromley']</w:t>
       </w:r>
     </w:p>
     <w:p>
       <w:r>
-        <w:t>countries_stand_flat (Standardized): England</w:t>
+        <w:t>Standardized locations result, 'countries_stand_flat': England</w:t>
       </w:r>
     </w:p>
     <w:p>

--- a/example_articles/countries/England/1.countries_England_New_York_Times.docx
+++ b/example_articles/countries/England/1.countries_England_New_York_Times.docx
@@ -7,7 +7,7 @@
         <w:pStyle w:val="Heading1"/>
       </w:pPr>
       <w:r>
-        <w:t>3 Bids for Mexico Phone Company</w:t>
+        <w:t>Public TV Is Seeking To Centralize Programs</w:t>
       </w:r>
     </w:p>
     <w:p>
@@ -17,22 +17,22 @@
     </w:p>
     <w:p>
       <w:r>
-        <w:t>Date: 1990-11-17</w:t>
+        <w:t>Date: 1990-06-21</w:t>
       </w:r>
     </w:p>
     <w:p>
       <w:r>
-        <w:t>Section: Section 1;; Section 1; Page 31; Column 3; Financial Desk; Column 3;</w:t>
+        <w:t>Section: Section C; Page 22, Column 5; Cultural Desk</w:t>
       </w:r>
     </w:p>
     <w:p>
       <w:r>
-        <w:t>Source file: NYT/44.DOCX</w:t>
+        <w:t>Source file: NYT/29.DOCX</w:t>
       </w:r>
     </w:p>
     <w:p>
       <w:r>
-        <w:t>Raw locations result, 'locations': ['England', 'London', 'Orpington', 'Bromley']</w:t>
+        <w:t>Raw locations result, 'locations': ['England']</w:t>
       </w:r>
     </w:p>
     <w:p>
@@ -49,39 +49,57 @@
     </w:p>
     <w:p>
       <w:r>
-        <w:t>The Mexican Government said today that two multinational consortiums and one Mexican group had made formal bids to buy a controlling share in the national telephone company, Telefonos de Mexico. The bids set the stage for what promises to be one of the largest and most complex sales of a government-held enterprise attempted by any nation.</w:t>
+        <w:t>Public television, historically a dense tangle of competing bureaucracies, unveiled a sleek look for the 1990's during a meeting of station and programming executives this week in Dallas.</w:t>
         <w:br/>
-        <w:t>Two of the bidding groups are made up of Mexican companies paired with giant communications concerns from the United States and Europe. One matches the Mexican concern Accival Casa de Bolsa with GTE and Telefonica de Espana. The other partnership has the Mexican Grupo Carso teaming up with Southwestern Bell and France Cable and Radio.</w:t>
+        <w:t>Most applauded the plan, which would abolish much of the bureaucracy and place nearly all programming decisions in the hands of a chief programming executive. But some questioned whether the proposed changes presaged a true reordering of public television's priorities or were merely cosmetic.</w:t>
         <w:br/>
-        <w:t>The third bidder is an all-Mexican consortium, Grupo Gentor. It is led by a prominent Monterrey-based businessman, Javier Garza Sepulveda, and other investors associated with the Mexican conglomerates Vitro and Grupo Industrial Alfa, Government officials said. The amount of the bids was not disclosed.</w:t>
+        <w:t>The answer rests with Jennifer Lawson, who became executive vice president for programming and promotional services at the Public Broadcasting Service in November. The newly created position made her the most powerful programming executive in the 23-year history of public television.</w:t>
         <w:br/>
-        <w:t>The bids for the company, known as Telmex, end more than a year of intensive preparation and screening for what will be the most important single element of the Government's ambitious program to transfer many state-owned enterprises to private hands.</w:t>
-        <w:br/>
-        <w:t>If the overall value of the company reaches $7 billion to $8 billion, as expected, the sale would rank among the five largest privatizations ever carried out. It is also the first deal this large tried in a third world country of limited domestic financial resources and one that has designed the sale to attract foreign capital to a vital but neglected utility.</w:t>
-        <w:br/>
-        <w:t>Through the sale, President Carlos Salinas de Gortari plans to gain not only a lot of foreign money for the Government treasury, but also the assurance that the new owners will overhaul a communications system that is now a big obstacle to modernization of the whole Mexican economy.</w:t>
-        <w:br/>
-        <w:t>Only about 20 percent of all Mexican homes have telephone service, one of the lowest rates in the world. There are more than 1.5 million unfilled requests for installation and about one-fifth of the existing lines are out of service at any one time, making innovations like facsimile and computer communications difficult or impossible to introduce.</w:t>
+        <w:t>In the past, stations have paid for programs collectively but have scheduled them independently. Under the proposed plan, which still needs to be ratified by the 330 public-television affiliates, Ms. Lawson would be responsible for creating and promoting a national program schedule.</w:t>
         <w:br/>
         <w:t xml:space="preserve"> </w:t>
         <w:br/>
-        <w:t xml:space="preserve"> No Bid by Nynex</w:t>
+        <w:t>With $100 Million</w:t>
         <w:br/>
-        <w:t xml:space="preserve"> Government officials have said that about 12,000 complaints about telephone service are received daily.</w:t>
+        <w:t>She would be helped by a program committee whose 17 members include station and program executives. The plan would also place at Ms. Lawson's disposal $100 million in program funds, some of which would come from the Corporation for Public Broadcasting.</w:t>
         <w:br/>
-        <w:t>In a surprise last-minute development, a consortium led by Nynex, the New York-based American communications company, did not submit a bid. Nynex, citing the potential for the rapid growth of Mexico's communication markets, said in late September that it would try to buy Telmex in association with a Mexican financial group and the parent company of Bell Canada. But on Thursday Nynex issued a statement saying the consortium had "decided not to proceed with a bid at this time."</w:t>
+        <w:t>Centralization, senior PBS executives told the stations, would result in better promotion of shows and would build audiences; it would also provide for faster development of new programs. But some station executives said that they wanted greater accountability for the decisions Ms. Lawson makes, and that they were uneasy about relinquishing their autonomy.</w:t>
         <w:br/>
-        <w:t>A Nynex spokeswoman, Joan C. Huthwaite, said today that the consortium members had not felt "entirely comfortable" with the purchase after reviewing it in detail.</w:t>
+        <w:t>''The whole world is going to a marketplace economy, and we're doing just the opposite,'' said William F. Baker, the president of WNET, the major New York public station and the largest in the system.</w:t>
         <w:br/>
-        <w:t>Under a plan intended to encourage new investment and strong management while preserving Mexican control of the company, the winning bidder in the Telmex sale will receive a 20.4 percent stake, representing a majority of full voting stock under a new capital structure made up for the sale. The rest of the Government's current 56 percent share of Telmex, with limited voting rights, is expected to be sold next year. The remainder of the company is already owned by a mix of private investors, and t he Government will retain strong regulatory control over the company, officials said.</w:t>
+        <w:t>While offering qualified support for the plan, Mr. Baker said the stations should have a say in the schedule Ms. Lawson devises. Under the old system, he added, money for programs could be sought from PBS and from the Corporation for Public Broadcasting; there will be just one source for money now. ''Some of the best shows we've ever done were rejected by one and accepted by the other,'' Mr. Baker said.</w:t>
         <w:br/>
-        <w:t>At least 51 percent of the winning consortium must be Mexican-owned, and Government officials said that the foreign and domestic components of the bids would be considered separately to insure the best purchase price. This feature, they said, could lead to a reshuffling of groups before the announcement of the final buyer on Dec. 20.</w:t>
+        <w:t>The president of PBS, Bruce Christensen, said yesterday that concerns about accountability were the chief subject of discussion at the meeting and that they would be addressed in the next few months, before a final plan was offered for ratification. But he added that ''the plan we have presented has had broad and wide and deep acceptance'' and that it would probably be ratified by the end of the year.</w:t>
         <w:br/>
-        <w:t>"Arranging a marriage like this is very complex, and we want to be as flexible as possible," said Jacques Rogozinski, chief of the Government's Office for Privatization. "As far as we are concerned, somebody can meet their bride at the door of the church or bring her to church with them."</w:t>
+        <w:t xml:space="preserve"> </w:t>
         <w:br/>
-        <w:t>Before Telmex was opened to bids, Government officials reduced the company's debt, streamlined telephone taxes, eliminated cross subsidies between local and long-distance calls and consolidated labor contracts. These moves have increased the company's attractiveness to potential buyers, but the frustrations faced by Mexican telephone customers have remained intractable.</w:t>
+        <w:t>'A Feeling of Turnaround'</w:t>
         <w:br/>
-        <w:t>On Aug. 3, Government officials staged an elaborate inauguration of new public phones in San Bernabe, a working-class neighborhood of Monterrey. But when President Salinas picked up the phone in front of officials and journalists to place a ceremonial first call to his hometown, the symbolism was all too familiar. Try as he might, the President could not get through.</w:t>
+        <w:t>Judy Kelly, a producer of programs about the arts for KERA, a PBS affiliate in Dallas, said: ''The feeling here is one of cautious exhilaration. There's a feeling of turnaround, that the old guard is dead.''</w:t>
+        <w:br/>
+        <w:t>But several participants in the meeting said they wondered whether the changes would produce better programs.</w:t>
+        <w:br/>
+        <w:t>Ms. Lawson said her priorities were to offer more cultural diversity to public television, to improve and expand programming for children and to increase the audience through better promotion. Competition, from cable television in particular, has forced public television to focus on what it can offer viewers that commercial television, which has to appeal to a mass audience for its profits, does not.</w:t>
+        <w:br/>
+        <w:t>Several announcements that portend what the participants described as improvements in programming were made during the meeting. John Schott, a highly regarded producer from St. Paul, was named executive director of the Independent Television Service, which is to finance several programs directly from independent producers.</w:t>
+        <w:br/>
+        <w:t>PBS may also develop a new cable network with the Discovery Channel to increase the distribution of its educational programs. And PBS is planning to offer greater coverage of the next Presidential campaign.</w:t>
+        <w:br/>
+        <w:t xml:space="preserve"> </w:t>
+        <w:br/>
+        <w:t>In Search of Viewers</w:t>
+        <w:br/>
+        <w:t>Nevertheless, serving a diverse audience may remain the most elusive goal public television has set for itself. A study of PBS programs by the City University of New York Committee for Cultural Studies, which is to be released at the conference today, underscores the point. Less than one-half of 1 percent of the shows on PBS in 1988 and 1989 were about the working class, the study reported, and most of those shows were about English workers.</w:t>
+        <w:br/>
+        <w:t>The study was paid for by Made in USA Productions, an independent production company that has been trying for more than a decade to create a public-television series about the history of the labor movement in America.</w:t>
+        <w:br/>
+        <w:t>Ms. Lawson said yesterday that she had not read the study, but that the statistics surprised her. The concerns of the working class, she said, are an important part of public television.</w:t>
+        <w:br/>
+        <w:t>But one senior public-television executive, who asked to remain unidentified, said he was not surprised by the study's findings. ''In the case of labor,'' he said, ''I think there's a fair point to be made, that public television has not done enough.''</w:t>
+        <w:br/>
+        <w:t>The PBS plan will probably be approved in the coming weeks, several executives said. Then the process of creating a national program schedule is to begin. Public television, Mr. Christensen said, has a mandate that separates it from commercial television.</w:t>
+        <w:br/>
+        <w:t>''If you value the ability to make decisions based on some other criteria than can you make a buck or return a profit,'' Mr. Christensen said, ''then that's the role public television will play.''</w:t>
         <w:br/>
         <w:br/>
         <w:t>Graphic</w:t>
@@ -89,7 +107,7 @@
         <w:br/>
         <w:t xml:space="preserve"> </w:t>
         <w:br/>
-        <w:t>Photo: No matter which group wins the right to privatize Telmex, Mexico's telephone company, it will face formidable problems in modernizing and expanding the antiquated system. Many wiring cabinets, likethis one in Mexico City's Colonia Anahuac district, are exposed to weather and vandalism damage that leads to as many as 12,000 complaints daily, while only 20 percent of Mexican homes have phones. (Sergio Dorantes for The New York Times)</w:t>
+        <w:t>Photo: Jennifer Lawson, who will be responsible for creating and promoting a national program schedule for public television. (Ben Weaver for The New York Times)</w:t>
       </w:r>
     </w:p>
     <w:sectPr>

--- a/example_articles/countries/England/1.countries_England_New_York_Times.docx
+++ b/example_articles/countries/England/1.countries_England_New_York_Times.docx
@@ -7,7 +7,7 @@
         <w:pStyle w:val="Heading1"/>
       </w:pPr>
       <w:r>
-        <w:t>Public TV Is Seeking To Centralize Programs</w:t>
+        <w:t>The Long Game</w:t>
       </w:r>
     </w:p>
     <w:p>
@@ -17,22 +17,22 @@
     </w:p>
     <w:p>
       <w:r>
-        <w:t>Date: 1990-06-21</w:t>
+        <w:t>Date: 2023-08-20</w:t>
       </w:r>
     </w:p>
     <w:p>
       <w:r>
-        <w:t>Section: Section C; Page 22, Column 5; Cultural Desk</w:t>
+        <w:t>Section: Section M2; Column 0; TStyle; Pg. 123</w:t>
       </w:r>
     </w:p>
     <w:p>
       <w:r>
-        <w:t>Source file: NYT/29.DOCX</w:t>
+        <w:t>Source file: NYT/7.DOCX</w:t>
       </w:r>
     </w:p>
     <w:p>
       <w:r>
-        <w:t>Raw locations result, 'locations': ['England']</w:t>
+        <w:t>Raw locations result, 'locations': ['England', 'Kosovo']</w:t>
       </w:r>
     </w:p>
     <w:p>
@@ -49,57 +49,64 @@
     </w:p>
     <w:p>
       <w:r>
-        <w:t>Public television, historically a dense tangle of competing bureaucracies, unveiled a sleek look for the 1990's during a meeting of station and programming executives this week in Dallas.</w:t>
+        <w:t>Though the singer has maintained a strict line between her music and her private life, she's leveraging her personal passions in a bid to become a media mogul.</w:t>
         <w:br/>
-        <w:t>Most applauded the plan, which would abolish much of the bureaucracy and place nearly all programming decisions in the hands of a chief programming executive. But some questioned whether the proposed changes presaged a true reordering of public television's priorities or were merely cosmetic.</w:t>
+        <w:t xml:space="preserve">LET'S GET THIS out of the way: Dua Lipa is finishing her third album. It's due for release in 2024 and, despite the trend of musicians announcing and delaying records for years, Lipa will almost certainly meet her deadline. It's funny to think of a pop star -- or any successful young artist -- as just another striving professional. But at 27, Lipa has already become the kind of multihyphenate entrepreneur who not only finishes her assignments on time but discusses strategy and efficiency with the clarity of a company founder delivering a TED Talk. ''If I wasn't as organized as I am, I would be a mess right now,'' she says when we meet one drizzly May afternoon in London. The singer had asked one of her favorite restaurants, Sushi on Jones, hidden on the second floor of a King's Cross concert venue, to open before dinner so we could have the place to ourselves, then arrived 10 minutes early to make sure everything was as planned. </w:t>
         <w:br/>
-        <w:t>The answer rests with Jennifer Lawson, who became executive vice president for programming and promotional services at the Public Broadcasting Service in November. The newly created position made her the most powerful programming executive in the 23-year history of public television.</w:t>
+        <w:t xml:space="preserve">  A lot happened in March 2020, so you probably won't recall that Lipa's second album, ''Future Nostalgia,'' leaked at the beginning of the lockdowns, denying her the precise rollout she'd spent many months finessing, postponing her international tour . . . and unintentionally cementing her as the leading pop star of the pandemic. Her barrage of shimmery singles -- music for ''dance crying,'' as she describes it -- later established her as the only female artist with two albums that have surpassed 10 billion streams on Spotify.</w:t>
         <w:br/>
-        <w:t>In the past, stations have paid for programs collectively but have scheduled them independently. Under the proposed plan, which still needs to be ratified by the 330 public-television affiliates, Ms. Lawson would be responsible for creating and promoting a national program schedule.</w:t>
+        <w:t xml:space="preserve">  The next record will still be pop, she says, lest her ''fans have a meltdown.'' She doesn't want to ''alienate'' them, although she's developing a new sound that may be informed less by the house and disco beats beneath songs like ''Physical'' and ''Hallucinate'' than by 1970s-era psychedelia. She's working with a smaller group of songwriting collaborators, supposedly including Kevin Parker of the Australian psych-rock band Tame Impala, a rumor she all but confirms by denying: ''I don't know what you're talking about,'' she says, then looks away and laughs a little. Lipa's dressed -- almost studiously -- in pop star-off-duty drag: Ugg slip-ons, baggy white jeans, an old Elton John T-shirt, a few diamond-encrusted hoops in each ear.</w:t>
         <w:br/>
-        <w:t xml:space="preserve"> </w:t>
+        <w:t xml:space="preserve">  She can come across as guarded, a little aloof, cool but not necessarily cold, which could be the way she's been her whole life -- or the result of having become globally famous during a period of deep isolation. She lacks the impulse, so common among people her age, to make unnecessary small talk or feign friendliness in order to appear likable. Instead, she remains assiduously on message, implying several times that she feels that journalists are usually trying to trap her or tease out information before she's ready to share it. ''Especially being in the public eye, someone's always waiting for you to trip or fail or whatever,'' she tells me. During our meal, which was arranged to last 90 minutes and ends exactly on time, ''whatever'' is one of the words she uses most, in a way that makes her sound wary of having to narrativize her own life.</w:t>
         <w:br/>
-        <w:t>With $100 Million</w:t>
+        <w:t xml:space="preserve">  But she's particularly taciturn about the forthcoming album because it's still in development -- a process that's ''insular and exciting,'' she says, even if ''you have no idea what the reaction is going to be once it's out, so there's this nervous feeling'' -- but also because there's so much else she prepared to discuss today: not herself, not the music, but the other elements comprising Lipa's unusual plan for longevity, something she's been working toward since she was 5, when she used to lead her classmates in schoolyard dance routines.</w:t>
         <w:br/>
-        <w:t>She would be helped by a program committee whose 17 members include station and program executives. The plan would also place at Ms. Lawson's disposal $100 million in program funds, some of which would come from the Corporation for Public Broadcasting.</w:t>
+        <w:t xml:space="preserve">  AFTER HER TOUR concluded last November, Lipa arrived in London and began focusing on several non-music projects, as well as cooking and relaxing in the house she's renovating in North London, near where she was raised by a pair of Albanian immigrants, Dukagjin and Anesa Lipa. They'd fled Kosovo in 1992, during the conflicts in the region, then eventually returned to Pristina, the capital; four years after that, they let their eldest daughter (Dua, whose name means ''love'' in Albanian) move back to England by herself when she was 15, where she briefly modeled and began to pursue music: Two years later, after appearing in a 2013 commercial for ''The X Factor,'' she signed with Ben Mawson, Lana Del Rey's manager.</w:t>
         <w:br/>
-        <w:t>Centralization, senior PBS executives told the stations, would result in better promotion of shows and would build audiences; it would also provide for faster development of new programs. But some station executives said that they wanted greater accountability for the decisions Ms. Lawson makes, and that they were uneasy about relinquishing their autonomy.</w:t>
+        <w:t xml:space="preserve">  Here in London -- where her parents, younger brother (Gjin, 17) and sister (Rina, 22, an up-and-coming model) also live again -- she enjoys eating vegetable samosas at Gymkhana and drinking orange wine at Westerns Laundry. Among her friends, who predate her fame and, she says, ''ignore me in my own kitchen,'' she's the one who plans birthday dinners and trips. Many of these restaurants and destinations end up in Service95, the arts and culture newsletter she launched in February of last year after wanting a place to write about the bakeries, bookstores and other venues she'd been keeping lists of since she was a teenager.</w:t>
         <w:br/>
-        <w:t>''The whole world is going to a marketplace economy, and we're doing just the opposite,'' said William F. Baker, the president of WNET, the major New York public station and the largest in the system.</w:t>
+        <w:t xml:space="preserve">  On the Covers</w:t>
         <w:br/>
-        <w:t>While offering qualified support for the plan, Mr. Baker said the stations should have a say in the schedule Ms. Lawson devises. Under the old system, he added, money for programs could be sought from PBS and from the Corporation for Public Broadcasting; there will be just one source for money now. ''Some of the best shows we've ever done were rejected by one and accepted by the other,'' Mr. Baker said.</w:t>
+        <w:t xml:space="preserve">  She's currently recording a third season of her podcast, ''Dua Lipa: At Your Service,'' an accompaniment to Service95, for which Lipa interviews fellow artists like the singer Billie Eilish and the actor Dan Levy; queer activists like Brandon Wolf, who fights for gun reform after having survived the 2016 shooting at the Pulse nightclub in Orlando, Fla.; and writers like Min Jin Lee and Esther Perel (as well as Hanya Yanagihara, this magazine's editor in chief). She finishes each conversation by asking for a list of recommendations, whether that's Los Angeles restaurants (Levy) or activists to follow (Wolf); her hope, she says, is to be of service to her readers and listeners, many of whom were likely born around 1995, when she was, hence the name. Earlier this summer, she created a Service95 book club; Douglas Stuart's ''Shuggie Bain'' (2020), a gay coming-of-age story set in working-class Glasgow, was her first pick. Lipa also released a fashion collection that she co-designed with Donatella Versace, full of butterfly-print bikinis and floral stretch dresses. Its theme was La Vacanza, Italian for ''vacation,'' mirroring Lipa's dominant, if slightly ironic, aesthetic on Instagram, where it looks like all she ever does is relax by a pool.</w:t>
         <w:br/>
-        <w:t>The president of PBS, Bruce Christensen, said yesterday that concerns about accountability were the chief subject of discussion at the meeting and that they would be addressed in the next few months, before a final plan was offered for ratification. But he added that ''the plan we have presented has had broad and wide and deep acceptance'' and that it would probably be ratified by the end of the year.</w:t>
+        <w:t xml:space="preserve">  Not long after, she'd appear as a mermaid in Greta Gerwig's ''Barbie,'' a fitting acting debut, given that it's based on a doll who's a former teenage fashion model and, in a single afternoon, bounces between her many demanding professions. ''I don't even want to show you my phone, because I'm embarrassed about it, but it's really down to the minute: where I'm going, what I'm doing,'' Lipa tells me, then opens her calendar app, frowns and eventually turns the screen in my direction. ''Wake up, glam, prep for podcast,'' she says, scrolling through a day of appointments. ''I have to watch 'Succession,' so I've got to schedule that,'' she adds, pointing at the 7 p.m. slot, which is also when she'll eat dinner. She even plans her showers, wherever she can fit them in. ''For as long as I'm having fun, I'm going to keep making music,'' she says. ''But why can't I do other things that I love, too?''</w:t>
         <w:br/>
-        <w:t xml:space="preserve"> </w:t>
+        <w:t xml:space="preserve">  IF THE DREAM of pop stardom is far-fetched for all but a few, the musical aspect of Lipa's empire is, oddly, the least unique thing about it: With her husky voice and relatably imperfect dance moves, she releases catchy, inspirational who-needs-men anthems in collaboration with some of the world's greatest audio minds and businesspeople. All of them have chosen to put millions of dollars into manufacturing and promoting her earwormy singles not only because she's talented and beautiful and has good sonic instincts but also because she is -- unlike most of her predecessors and peers -- admittedly, almost defiantly, not sloppy. ''I've probably spent more time waiting for artists to show up in the studio than I have working with artists,'' says Mark Ronson, the 47-year-old record producer who has made two singles with Lipa, including ''Dance the Night'' from this summer. ''If she's two minutes late -- literally, if it's 12:02 -- there's a text: 'Sorry, running five minutes late.' That's not superstar behavior, you know? She still works with the mind-set that she hasn't [made it] yet.'' Lipa's particularly good at editing, he adds, at tediously working and reworking a chorus or melody. She's comfortable making decisions quickly and multitasking: Sometimes while she's onstage doing her choreography, she says, she's also thinking about what she's going to eat afterward.</w:t>
         <w:br/>
-        <w:t>'A Feeling of Turnaround'</w:t>
+        <w:t xml:space="preserve">  Pop, like all genres of creative expression, is more commercialized than ever. The musicians themselves are making less and less money, and those who grew up listening to artists like Britney Spears, Whitney Houston and Amy Winehouse (whom Lipa's soulful raspiness sometimes summons) have clearly internalized the tragic lessons of those lives and careers. As women in a field driven by sex appeal -- it's no accident that Lipa announced her book club with some swimsuit selfies -- they learn early on that people are constantly trying to use them. The smart ones, then, become alert to opportunities to diversify their portfolios and work their way to a kind of moguldom that outlasts radio trends. They grapple with the fact that popular music is a cat-and-mouse game, in which singers must switch up their sound often (while never straying too far from their original persona); refrain from releasing records too frequently so that their fans don't get bored; and yet recognize, even then, that the audience and the industry might still discard them once they're in their 30s.</w:t>
         <w:br/>
-        <w:t>Judy Kelly, a producer of programs about the arts for KERA, a PBS affiliate in Dallas, said: ''The feeling here is one of cautious exhilaration. There's a feeling of turnaround, that the old guard is dead.''</w:t>
+        <w:t xml:space="preserve">  Rihanna, who hasn't released an album since 2016, has her multibillion-dollar Fenty Beauty line; Ariana Grande will soon star as Glinda in Universal's ''Wicked'' juggernaut. Lipa, who has filed trademarks for merchandise including cosmetics and will appear next year in the spy film ''Argylle,'' has made inroads in both of those directions; watching her and her cohorts' shared trajectory, you get the sense that they're expanding into other realms as early and as widely as they can, in part to guarantee their ubiquity but also to ensure against obsolescence. But with her multipronged pursuits (most of which fall under the banner of Service95, ''the ultimate cultural concierge,'' according to its tag line), Lipa's approach is distinct in that she's leading with ideas and information, not products, curating culture in addition to contributing to it. What began as a minimally designed newsletter created with a few former magazine editors -- the issues are free and the first one featured short pieces about South African house music and the Irish disability advocate and writer Sinéad Burke -- has since grown to accommodate YouTube cooking videos, live book talks with authors (hosted by Lipa) and reported series dedicated to such topics as men's mental health and the spiking crisis in London, where young people are unknowingly being drugged by strangers at bars.</w:t>
         <w:br/>
-        <w:t>But several participants in the meeting said they wondered whether the changes would produce better programs.</w:t>
+        <w:t xml:space="preserve">  Service95 represents who Lipa is ''behind closed doors,'' she says, a space where discussions around trans liberation are as common as those about jewelry and yoga. Though she's a young, ambitious millennial, the content reflects the very Gen Z belief that all art and culture must be motivated by social justice and that all artists must talk about their ethics and values (at least those deemed palatably progressive) in all contexts and environments. ''My intention is never to be political ... but there's a political bent to my existence,'' Lipa says. ''The easiest thing you can do is just hide away and not have an opinion about anything.'' The singer is nevertheless cautious about how she lets her contributors use this microphone. She knows she's the one who would face repercussions if a problem arose, so she approves every story herself and leads weekly editorial meetings. If it continues to grow, Service95 might one day replace the glossy, feminist-leaning fashion magazines of the 2000s; right now, it's reminiscent of the chatty, lo-fi publications that the aughts-era blogger Tavi Gevinson offered young fans with ''Rookie'' before becoming an actress.</w:t>
         <w:br/>
-        <w:t>Ms. Lawson said her priorities were to offer more cultural diversity to public television, to improve and expand programming for children and to increase the audience through better promotion. Competition, from cable television in particular, has forced public television to focus on what it can offer viewers that commercial television, which has to appeal to a mass audience for its profits, does not.</w:t>
+        <w:t xml:space="preserve">  ''I think it's a marketing tool: How confessional can you be?'' she says. ''I also don't put so much of my life out there for people to dig into the music in this weird, analytical way.''</w:t>
         <w:br/>
-        <w:t>Several announcements that portend what the participants described as improvements in programming were made during the meeting. John Schott, a highly regarded producer from St. Paul, was named executive director of the Independent Television Service, which is to finance several programs directly from independent producers.</w:t>
+        <w:t xml:space="preserve">  Lipa, however, has taken the reverse course: Rather than amassing enough access and power within media to eventually jettison the industry for something more glamorous, she's using her celebrity to expose her readers to everything she's witnessing from her perch. ''The world is really big, and maybe things don't get to your [corner], so it's a way of bringing everything together,'' she says. This is a canny strategy, for it implies that Lipa's a normal woman who just hustled her way into an abnormally charmed life while somehow staying grounded. It also makes her seem generous, despite the occasional tone-deaf moment, as when she wrote last November that she ''saves up'' to go shopping at Amore, the Tokyo vintage luxury handbag emporium.</w:t>
         <w:br/>
-        <w:t>PBS may also develop a new cable network with the Discovery Channel to increase the distribution of its educational programs. And PBS is planning to offer greater coverage of the next Presidential campaign.</w:t>
+        <w:t xml:space="preserve">  Among famous women turned media mavens, a category that has recently grown to include the talk show hosts Drew Barrymore and Kelly Clarkson, Lipa's closest analog might be Gwyneth Paltrow, although Goop is much larger and more lucrative than Service95. Lipa won't share audience metrics, but she does plan to bring some readers together at a forthcoming event series that will focus on food, wine and books. (''Like Oprah?'' I ask, but she shrugs off the comparison: ''We don't really have Oprah [in London].'') She's more inspired by Reese Witherspoon, the actress best known for playing Type A go-getters like Tracy Flick in ''Election'' (1999) who later became one of the first celebrities to launch her own book club, partly to create a pipeline of women-centered stories that her company could option for film and television. Maybe Lipa will do something like that, she tells me, but she hasn't thought of a model ''to base Service95 on, which is cool because then it can be its own thing,'' she adds, sounding like the content executive she's becoming. ''I've found being in the media this way very encouraging.''</w:t>
         <w:br/>
-        <w:t xml:space="preserve"> </w:t>
+        <w:t xml:space="preserve">  She is, after all, a woman about whom many things have been written who now gets to write the story herself. In the newsletter, this takes the form of a short, paragraph-long editor's letter. But on the podcast, the third season of which is now running weekly in partnership with the BBC, Lipa's more present. Before speaking with each of her guests in conversations that can last an hour or longer, she says she does four or five days of research; Lisa Taddeo, a 43-year-old journalist who published the nonfiction sex narrative ''Three Women'' in 2019, told me the singer was among the most natural interviewers she's talked to, ''impeccably prepared, yet off book in the most conversational way.'' What Lipa's doing is different than journalism, though, if only because, as she admits, she avoids bringing up anything that might make her interviewees uncomfortable. She typically deflects inquiries about herself in favor of gathering advice from her subjects, who seem to open up in these conversations; it's easy to forget that they're speaking with another artist rather than any other geekily inquisitive host.</w:t>
         <w:br/>
-        <w:t>In Search of Viewers</w:t>
+        <w:t xml:space="preserve">  Last September, Monica Lewinsky went on the show, where she discussed the Clinton sex scandal and how she recovered from her despair. She was nearly ''publicly humiliated to death,'' she says, after which Lipa lets out a heavy sigh. ''Something that really struck me was how feminists agonized over you,'' Lipa responds. ''Whether you were using your own agency. Were you a victim? And I really wonder how this has evolved, and how this experience has defined your own relationship with the feminist movement because, for me, it completely blew me away that feminism then isn't how we know it now, and maybe abuse of power wasn't at the top of the list.''</w:t>
         <w:br/>
-        <w:t>Nevertheless, serving a diverse audience may remain the most elusive goal public television has set for itself. A study of PBS programs by the City University of New York Committee for Cultural Studies, which is to be released at the conference today, underscores the point. Less than one-half of 1 percent of the shows on PBS in 1988 and 1989 were about the working class, the study reported, and most of those shows were about English workers.</w:t>
+        <w:t xml:space="preserve">  ''It was your generation,'' Lewinsky later reminds her, ''that insisted on re-evaluating my story.'' After their conversation, Lipa decided that the interviews in the third season should each be dedicated to a single topic, much like Lewinsky's was centered on shame and healing. For the first episode, which premiered in June, the singer made what felt like a self-referential gambit: She invited on the English YouTuber Amelia Dimoldenberg, the host of the series ''Chicken Shop Date'' -- in which she awkwardly interviews actresses like Jennifer Lawrence and Keke Palmer in a fast-food restaurant -- to discuss ''how to grow your empire and build your brand,'' as Lipa says in her editor's note announcing the episode. Dimoldenberg's advice: ''Especially for women ... you feel like you have to please everyone, you have to come across a certain type of way where you're not being a diva,'' to which Lipa murmurs in agreement. ''Believe in your idea,'' Dimoldenberg adds. ''That's the most important thing.''</w:t>
         <w:br/>
-        <w:t>The study was paid for by Made in USA Productions, an independent production company that has been trying for more than a decade to create a public-television series about the history of the labor movement in America.</w:t>
+        <w:t xml:space="preserve">  EVEN IF LIPA can do all of this, the question remains: Why? Obviously, she could fill her days just being a massively successful musician. But a few weeks after our lunch, she tells me over the phone that she would be ''doing a disservice'' to herself if she weren't ''exploring all the things [she] loved and wanted to share.'' It's similar to other explanations she's given me: She likes ''being thrown into the deep end'' and acquiring new skills, above all those that are ''aligned'' with her ''activism and love of reading.'' She's been interested in media since high school, especially after her father got a master's degree in journalism when he returned to Kosovo. (He became her manager last year after she parted ways with Mawson.) She wants to honor the sacrifices her parents made; these various gigs satisfy ''what's maybe the immigrant mentality ... this thing I have in my head where I know that, if I don't work hard enough, the rug could just be pulled from under my feet.'' If the music stops bringing in audiences, maybe these other enterprises will.</w:t>
         <w:br/>
-        <w:t>Ms. Lawson said yesterday that she had not read the study, but that the statistics surprised her. The concerns of the working class, she said, are an important part of public television.</w:t>
+        <w:t xml:space="preserve">  She never says that last part; she probably never would. She also doesn't say what I think is the real answer, which is this: Anyone who works in media can tell you that there's no better way to lead the conversation without ever having to actually talk about yourself. While Lipa's editorial initiative may seem like an act of self-exposure, it's in fact one of self-protection -- it allows her to connect regularly with her audience by sharing her favorite Spanish wine, the public art installations she enjoyed visiting in rural Japan, the causes or activists or artists she cares about. Sharing a lifestyle, however, is different than sharing a life.</w:t>
         <w:br/>
-        <w:t>But one senior public-television executive, who asked to remain unidentified, said he was not surprised by the study's findings. ''In the case of labor,'' he said, ''I think there's a fair point to be made, that public television has not done enough.''</w:t>
+        <w:t xml:space="preserve">  During the rare instances when she has to address something more intimate, her own outlets are the ideal way to disseminate the message. After DaBaby, a rapper featured on a remix of her song ''Levitating,'' was videotaped making homophobic comments at a 2021 music festival, Lipa wrote a statement on Instagram, where she has 88.6 million followers, renouncing him and encouraging her fans to fight the stigma around H.I.V./AIDS. That sort of direct communication ''was something artists didn't have before,'' she says. ''Whatever was said about you in the press, that was it: That's who you are.''</w:t>
         <w:br/>
-        <w:t>The PBS plan will probably be approved in the coming weeks, several executives said. Then the process of creating a national program schedule is to begin. Public television, Mr. Christensen said, has a mandate that separates it from commercial television.</w:t>
+        <w:t xml:space="preserve">  In 2021, an organization founded by the American Orthodox rabbi Shmuley Boteach ran a full-page ad in The New York Times accusing Lipa of antisemitism after she defended Palestinian human rights. Her representatives asked the paper's leaders to apologize, but they didn't. For more than two years, Lipa has turned down all coverage opportunities in The Times. Then she convinced Dean Baquet, the newspaper's former executive editor, to come on her podcast last December. When she brought up the controversy, he had little to say about the company's decisions (he still works here), explaining the church-and-state divisions between editorial and advertising departments. To her, the exchange went as anticipated: ''It was enough for me to voice it to the guy at the top,'' and she could then move on from something that had bothered her for years.</w:t>
         <w:br/>
-        <w:t>''If you value the ability to make decisions based on some other criteria than can you make a buck or return a profit,'' Mr. Christensen said, ''then that's the role public television will play.''</w:t>
+        <w:t xml:space="preserve">  All these decisions are hers to make, of course -- she owes the public no more or no less than she chooses. Still, it's interesting, novel even, to watch a celebrity build a brand off her own interests and obsessions, rather than allow her private life to become an interest and obsession of others. Since the dawn of Madonna, we've expected pop stars (and indeed all female artists) to bare all -- to reference their mental health struggles (Lady Gaga) or their partners' cheating scandals (Beyoncé) -- only to judge and punish them for doing so. Lipa refuses to engage on that level. Her music, too, avoids the strange dissonance of other female artists (Taylor Swift; Adele) who've achieved success by exposing everyday secrets and sadnesses, only to find themselves stuck looping those same narratives now that their lives aren't so relatable. Lipa won't sing about those kinds of Easter eggs: ''I think it's a marketing tool: How confessional can you be?'' she says. ''I also don't put so much of my life out there for people to dig into the music in this weird, analytical way.''</w:t>
+        <w:br/>
+        <w:t xml:space="preserve">  The next album will be ''more personal,'' she offers, but that's not why she's doing it. Two days before we'd met for sushi, Lipa had been rewatching ''How Can You Mend a Broken Heart,'' the 2020 documentary about the Bee Gees, ''just bawling my eyes out,'' she says, with her boyfriend, Romain Gavras, a 42-year-old French Greek film director. (Tellingly, her relationship with Gavras is the only thing her publicist asked that I not bring up myself.) In the film, someone talks about ''music that just makes your body feel good,'' she explains. ''Those are the songs I get attached to -- that's the kind of feeling I want to convey.'' Already, she's proved herself adept as a singer in conjuring those sorts of sensations. But as she keeps talking, I notice that the ordinary gesture of recommending a film I haven't seen is making her feel good, too. ''You should definitely watch it,'' she says, interrupting her thoughts about her own music. ''It's amazing. I cry every time.''</w:t>
+        <w:br/>
+        <w:t xml:space="preserve">  Hair by Rio Sreedharan. Makeup by Samantha Lau. Set design by Afra Zamara for Second Name. Production: Farago Projects. Manicurist: Michelle Humphrey for LMC Worldwide. Photo assistants: Daniel Rodriguez Serrato, Enzo Farrugia, Hermine Werner. Set designer's assistants: Tatyana Rutherston, Viola Vitali, Oualid Boudrar. Tailor: Sabrina Gomis Vallée. Stylist's assistants: Martí Serra, Alexis Landolfi, Anna Castellano</w:t>
+        <w:br/>
+        <w:br/>
+        <w:t>https://www.nytimes.com/2023/08/07/t-magazine/dua-lipa-service95.html</w:t>
         <w:br/>
         <w:br/>
         <w:t>Graphic</w:t>
@@ -107,7 +114,19 @@
         <w:br/>
         <w:t xml:space="preserve"> </w:t>
         <w:br/>
-        <w:t>Photo: Jennifer Lawson, who will be responsible for creating and promoting a national program schedule for public television. (Ben Weaver for The New York Times)</w:t>
+        <w:t>PHOTOS: The pop star Dua Lipa, photographed in Paris on May 25, 2023, wears a Gucci coat (with brooch), $12,900, pants, $5,200, sunglasses, $695, and shoes, $1,250, gucci.com</w:t>
+        <w:br/>
+        <w:t>andSkims bra, $34, skims.com. Alaïa dress, $3,320, and scarf, $4,090, maison-alaia.com/us</w:t>
+        <w:br/>
+        <w:t>Skims bra</w:t>
+        <w:br/>
+        <w:t>Stuart Weitzman shoes, $495, stuartweitzman.com</w:t>
+        <w:br/>
+        <w:t>her own earrings</w:t>
+        <w:br/>
+        <w:t>and stylist's own underwear. Hair by Rio Sreedharan for the Wall Group. Makeup by Samantha Lau. Set design by Afra Zamara for Second Name. Production: Farago projects. MANICURIST: MICHELLE HUMPHREY for LMC WORLDWIDE. Photo assistants: DANIEL RODRIGUEZ SERRATO, ENZO FARRUGIA, HERMINE WERNER. SET DESIGNER's ASSISTANTS: TATYANA RUTHERSTON, VIOLA VITALI, OUALID BOUDRAR. TAILOR: SABRINA GOMIS VALLÉE. Stylist's assistants: MARTí SERRA, ALEXIS LANDOLFI, ANNA CASTELLANO (PHOTOGRAPHS BY LUIS ALBERTO RODRIGUEZ</w:t>
+        <w:br/>
+        <w:t xml:space="preserve"> STYLED BY CARLOS NAZARIO) This article appeared in print on page M2123, M2124, M2125, M2126, M2127.</w:t>
       </w:r>
     </w:p>
     <w:sectPr>

--- a/example_articles/countries/England/1.countries_England_New_York_Times.docx
+++ b/example_articles/countries/England/1.countries_England_New_York_Times.docx
@@ -7,7 +7,7 @@
         <w:pStyle w:val="Heading1"/>
       </w:pPr>
       <w:r>
-        <w:t>The Long Game</w:t>
+        <w:t>Deadly Skies</w:t>
       </w:r>
     </w:p>
     <w:p>
@@ -17,22 +17,22 @@
     </w:p>
     <w:p>
       <w:r>
-        <w:t>Date: 2023-08-20</w:t>
+        <w:t>Date: 2015-11-01</w:t>
       </w:r>
     </w:p>
     <w:p>
       <w:r>
-        <w:t>Section: Section M2; Column 0; TStyle; Pg. 123</w:t>
+        <w:t>Section: Section BR; Column 0; Book Review Desk; Pg. 17</w:t>
       </w:r>
     </w:p>
     <w:p>
       <w:r>
-        <w:t>Source file: NYT/7.DOCX</w:t>
+        <w:t>Source file: NYT/28.DOCX</w:t>
       </w:r>
     </w:p>
     <w:p>
       <w:r>
-        <w:t>Raw locations result, 'locations': ['England', 'Kosovo']</w:t>
+        <w:t>Raw locations result, 'locations': ['England']</w:t>
       </w:r>
     </w:p>
     <w:p>
@@ -49,64 +49,30 @@
     </w:p>
     <w:p>
       <w:r>
-        <w:t>Though the singer has maintained a strict line between her music and her private life, she's leveraging her personal passions in a bid to become a media mogul.</w:t>
+        <w:t>LONDON FOGThe Biography By Christine L. CortonIllustrated. 391 pp. The Belknap Press/ ­Harvard University Press. $35.  How best to solve the pollution problems of a city sunk so deep within sulfurous clouds that it was described as hell on earth? Simply answered: Relocate all urban smoke-creating industry and encircle the metropolis of London with sweetly scented flowers and elegant hedges.</w:t>
         <w:br/>
-        <w:t xml:space="preserve">LET'S GET THIS out of the way: Dua Lipa is finishing her third album. It's due for release in 2024 and, despite the trend of musicians announcing and delaying records for years, Lipa will almost certainly meet her deadline. It's funny to think of a pop star -- or any successful young artist -- as just another striving professional. But at 27, Lipa has already become the kind of multihyphenate entrepreneur who not only finishes her assignments on time but discusses strategy and efficiency with the clarity of a company founder delivering a TED Talk. ''If I wasn't as organized as I am, I would be a mess right now,'' she says when we meet one drizzly May afternoon in London. The singer had asked one of her favorite restaurants, Sushi on Jones, hidden on the second floor of a King's Cross concert venue, to open before dinner so we could have the place to ourselves, then arrived 10 minutes early to make sure everything was as planned. </w:t>
+        <w:t xml:space="preserve">  It sounds like one of those wonderfully daffy Fabian schemes for the betterment of mankind that were embraced by the likes of George Bernard Shaw and the Webbs. In fact, as Christine L. Corton, a Cambridge scholar, reveals in her engrossing and magnificently researched new book, ''London Fog,'' this fragrant anti-smoke scheme was the brainchild of John Evelyn, the 17th-century diarist. King Charles II was said to be ''much pleas'd'' with Evelyn's idea, and a bill against the smoky nuisance was duly drafted. Then -- it's the mournful leitmotif of most of Corton's tale -- nothing was done. Nobody at the time, and nobody right up to the middle of the 20th century, was willing to put public health above business interests.</w:t>
         <w:br/>
-        <w:t xml:space="preserve">  A lot happened in March 2020, so you probably won't recall that Lipa's second album, ''Future Nostalgia,'' leaked at the beginning of the lockdowns, denying her the precise rollout she'd spent many months finessing, postponing her international tour . . . and unintentionally cementing her as the leading pop star of the pandemic. Her barrage of shimmery singles -- music for ''dance crying,'' as she describes it -- later established her as the only female artist with two albums that have surpassed 10 billion streams on Spotify.</w:t>
+        <w:t xml:space="preserve">  And yet it's a surprise to discover how beloved a feature of London life these multicolored fogs became. ''I am their painter,'' Whistler announced with characteristic modesty. Another dabbler, Claude Monet, fleeing besieged Paris in 1870, fell in love with London's vaporous, mutating clouds. Perched in a riverside room at the Savoy, he looked upon the familiar mist as his reliable collaborator. Confronted by a distressingly untypical instance of fog-free skies, Monet grew desperate: ''It seemed all my canvases were going for naught.'' He had to bide his time until ''little by little, as the fires were lit, the smoke and the mist returned.''</w:t>
         <w:br/>
-        <w:t xml:space="preserve">  The next record will still be pop, she says, lest her ''fans have a meltdown.'' She doesn't want to ''alienate'' them, although she's developing a new sound that may be informed less by the house and disco beats beneath songs like ''Physical'' and ''Hallucinate'' than by 1970s-era psychedelia. She's working with a smaller group of songwriting collaborators, supposedly including Kevin Parker of the Australian psych-rock band Tame Impala, a rumor she all but confirms by denying: ''I don't know what you're talking about,'' she says, then looks away and laughs a little. Lipa's dressed -- almost studiously -- in pop star-off-duty drag: Ugg slip-ons, baggy white jeans, an old Elton John T-shirt, a few diamond-encrusted hoops in each ear.</w:t>
+        <w:t xml:space="preserve">  Visitors from abroad may have delighted in the fog, but homegrown artists lit candles and vainly scrubbed the grime from their gloom-filled studio windows. ''Give us light!'' Frederic Leighton pleaded to the unmoved guests at a Lord Mayor's banquet in 1882, begging them to have pity on the poor painter and his ''interminable hours, days and weeks of enforced idleness spent in the continuous contemplation of the ubiquitous yellow fog.'' J.M.W. Turner never finished his rendering of the smoke-swathed ''Thames Above Waterloo Bridge'' because it lacked a buyer.</w:t>
         <w:br/>
-        <w:t xml:space="preserve">  She can come across as guarded, a little aloof, cool but not necessarily cold, which could be the way she's been her whole life -- or the result of having become globally famous during a period of deep isolation. She lacks the impulse, so common among people her age, to make unnecessary small talk or feign friendliness in order to appear likable. Instead, she remains assiduously on message, implying several times that she feels that journalists are usually trying to trap her or tease out information before she's ready to share it. ''Especially being in the public eye, someone's always waiting for you to trip or fail or whatever,'' she tells me. During our meal, which was arranged to last 90 minutes and ends exactly on time, ''whatever'' is one of the words she uses most, in a way that makes her sound wary of having to narrativize her own life.</w:t>
+        <w:t xml:space="preserve">  Writers were equally divided. In fiction, Robert Louis Stevenson deployed fog-­laden images and vaporous metaphors to create the sense of menace that enfolds the mysterious activities of virtuous Dr. Jekyll's evil other. In life, the gentle author (who suffered from respiratory problems all his life) attributed his own profound depressions to ''nothing more definite than a certain hue of brown,'' that same ''great chocolate-colored pall'' that hangs over the villainous Hyde.</w:t>
         <w:br/>
-        <w:t xml:space="preserve">  But she's particularly taciturn about the forthcoming album because it's still in development -- a process that's ''insular and exciting,'' she says, even if ''you have no idea what the reaction is going to be once it's out, so there's this nervous feeling'' -- but also because there's so much else she prepared to discuss today: not herself, not the music, but the other elements comprising Lipa's unusual plan for longevity, something she's been working toward since she was 5, when she used to lead her classmates in schoolyard dance routines.</w:t>
+        <w:t xml:space="preserve">  In contrast, Dickens reveled in fog, characterizing it, above all in ''Bleak House,'' as a venomous, slithering presence -- a force his admirer Joseph Conrad would aspire to match in ''The Secret Agent.'' Nathaniel Hawthorne, visiting the city, found moral lessons in London's fog, while Henry James gave it a social aspect (dank mists swirl through his working-class scenes). Mark Twain, barely visible to the tiny audiences who stumbled into a mist-veiled London lecture hall to hear him talk about ''roughing it,'' cut short that dismal effort.</w:t>
         <w:br/>
-        <w:t xml:space="preserve">  AFTER HER TOUR concluded last November, Lipa arrived in London and began focusing on several non-music projects, as well as cooking and relaxing in the house she's renovating in North London, near where she was raised by a pair of Albanian immigrants, Dukagjin and Anesa Lipa. They'd fled Kosovo in 1992, during the conflicts in the region, then eventually returned to Pristina, the capital; four years after that, they let their eldest daughter (Dua, whose name means ''love'' in Albanian) move back to England by herself when she was 15, where she briefly modeled and began to pursue music: Two years later, after appearing in a 2013 commercial for ''The X Factor,'' she signed with Ben Mawson, Lana Del Rey's manager.</w:t>
+        <w:t xml:space="preserve">  Twain's complaints about the impenetrable murk alert us to the fact that London's yellow pea-soupers (a term that derives from a much despised broth) were not confined to its streets. It's fine to stand snugly beside Arthur Conan Doyle at a (closed) window above Baker Street while Sherlock Holmes imagines a murderer prowling through the foggy depths below, ''as the tiger does the jungle, unseen until he ­pounces.'' And it's funny (but also disquieting) to learn of a post-World War I service inside St. Paul's Cathedral when the fog hung so thickly that the text (''I Am the Light of the World'') boomed down from a pulpit that was lost from view.</w:t>
         <w:br/>
-        <w:t xml:space="preserve">  Here in London -- where her parents, younger brother (Gjin, 17) and sister (Rina, 22, an up-and-coming model) also live again -- she enjoys eating vegetable samosas at Gymkhana and drinking orange wine at Westerns Laundry. Among her friends, who predate her fame and, she says, ''ignore me in my own kitchen,'' she's the one who plans birthday dinners and trips. Many of these restaurants and destinations end up in Service95, the arts and culture newsletter she launched in February of last year after wanting a place to write about the bakeries, bookstores and other venues she'd been keeping lists of since she was a teenager.</w:t>
+        <w:t xml:space="preserve">  The more serious side of Corton's book documents how business has taken precedence over humanity where London's history of pollution is concerned. A prevailing westerly wind meant that those dwelling to the east were always at most risk. Those who could afford it lived elsewhere: The east, where the Thames flows to Gravesend, was abandoned to the underclass. Those with enough means could always take flight from the inconvenient fog; the real sufferers were those with no escape, the voiceless poor.</w:t>
         <w:br/>
-        <w:t xml:space="preserve">  On the Covers</w:t>
+        <w:t xml:space="preserve">  East London's slum dwellers were of no interest to Victorian champions of free trade like John Bright. (A man who might plausibly have jumped from the pages of ''Hard Times,'' Bright boasted of having shot down every anti-smoke bill proposed in Parliament.) Lord Palmerston spoke up for choking East Enders in the 1850s, pointing a finger at the interests of the furnace owners (all living outside London) as opposed to their victims (all haplessly resident). A bill was passed, but there was little change. Eventually, another connection was established: between London's perpetual veil of smog and its citizens' cozily smoldering grates. The conclusion was obvious. Sadly, popular World War I songs like ''Keep the Home Fires Burning'' didn't do much to encourage the adoption of smokeless fuel.</w:t>
         <w:br/>
-        <w:t xml:space="preserve">  She's currently recording a third season of her podcast, ''Dua Lipa: At Your Service,'' an accompaniment to Service95, for which Lipa interviews fellow artists like the singer Billie Eilish and the actor Dan Levy; queer activists like Brandon Wolf, who fights for gun reform after having survived the 2016 shooting at the Pulse nightclub in Orlando, Fla.; and writers like Min Jin Lee and Esther Perel (as well as Hanya Yanagihara, this magazine's editor in chief). She finishes each conversation by asking for a list of recommendations, whether that's Los Angeles restaurants (Levy) or activists to follow (Wolf); her hope, she says, is to be of service to her readers and listeners, many of whom were likely born around 1995, when she was, hence the name. Earlier this summer, she created a Service95 book club; Douglas Stuart's ''Shuggie Bain'' (2020), a gay coming-of-age story set in working-class Glasgow, was her first pick. Lipa also released a fashion collection that she co-designed with Donatella Versace, full of butterfly-print bikinis and floral stretch dresses. Its theme was La Vacanza, Italian for ''vacation,'' mirroring Lipa's dominant, if slightly ironic, aesthetic on Instagram, where it looks like all she ever does is relax by a pool.</w:t>
+        <w:t xml:space="preserve">  It wasn't until what came to be known as the ''Great Killer Fog'' of 1952 that the casualty rate became impossible to ignore and the British press finally took up the cause. Harold Macmillan made cynical use of his powers as minister of housing to ensure that lung-friendly decisions would not be taken. It was left to a bullish M.P., Gerald Nabarro, to steer the Clean Air Act into law in 1956. Within a few years, even as the war against pollution was still in its infancy, the dreaded pea-soupers began to fade into mythology.</w:t>
         <w:br/>
-        <w:t xml:space="preserve">  Not long after, she'd appear as a mermaid in Greta Gerwig's ''Barbie,'' a fitting acting debut, given that it's based on a doll who's a former teenage fashion model and, in a single afternoon, bounces between her many demanding professions. ''I don't even want to show you my phone, because I'm embarrassed about it, but it's really down to the minute: where I'm going, what I'm doing,'' Lipa tells me, then opens her calendar app, frowns and eventually turns the screen in my direction. ''Wake up, glam, prep for podcast,'' she says, scrolling through a day of appointments. ''I have to watch 'Succession,' so I've got to schedule that,'' she adds, pointing at the 7 p.m. slot, which is also when she'll eat dinner. She even plans her showers, wherever she can fit them in. ''For as long as I'm having fun, I'm going to keep making music,'' she says. ''But why can't I do other things that I love, too?''</w:t>
-        <w:br/>
-        <w:t xml:space="preserve">  IF THE DREAM of pop stardom is far-fetched for all but a few, the musical aspect of Lipa's empire is, oddly, the least unique thing about it: With her husky voice and relatably imperfect dance moves, she releases catchy, inspirational who-needs-men anthems in collaboration with some of the world's greatest audio minds and businesspeople. All of them have chosen to put millions of dollars into manufacturing and promoting her earwormy singles not only because she's talented and beautiful and has good sonic instincts but also because she is -- unlike most of her predecessors and peers -- admittedly, almost defiantly, not sloppy. ''I've probably spent more time waiting for artists to show up in the studio than I have working with artists,'' says Mark Ronson, the 47-year-old record producer who has made two singles with Lipa, including ''Dance the Night'' from this summer. ''If she's two minutes late -- literally, if it's 12:02 -- there's a text: 'Sorry, running five minutes late.' That's not superstar behavior, you know? She still works with the mind-set that she hasn't [made it] yet.'' Lipa's particularly good at editing, he adds, at tediously working and reworking a chorus or melody. She's comfortable making decisions quickly and multitasking: Sometimes while she's onstage doing her choreography, she says, she's also thinking about what she's going to eat afterward.</w:t>
-        <w:br/>
-        <w:t xml:space="preserve">  Pop, like all genres of creative expression, is more commercialized than ever. The musicians themselves are making less and less money, and those who grew up listening to artists like Britney Spears, Whitney Houston and Amy Winehouse (whom Lipa's soulful raspiness sometimes summons) have clearly internalized the tragic lessons of those lives and careers. As women in a field driven by sex appeal -- it's no accident that Lipa announced her book club with some swimsuit selfies -- they learn early on that people are constantly trying to use them. The smart ones, then, become alert to opportunities to diversify their portfolios and work their way to a kind of moguldom that outlasts radio trends. They grapple with the fact that popular music is a cat-and-mouse game, in which singers must switch up their sound often (while never straying too far from their original persona); refrain from releasing records too frequently so that their fans don't get bored; and yet recognize, even then, that the audience and the industry might still discard them once they're in their 30s.</w:t>
-        <w:br/>
-        <w:t xml:space="preserve">  Rihanna, who hasn't released an album since 2016, has her multibillion-dollar Fenty Beauty line; Ariana Grande will soon star as Glinda in Universal's ''Wicked'' juggernaut. Lipa, who has filed trademarks for merchandise including cosmetics and will appear next year in the spy film ''Argylle,'' has made inroads in both of those directions; watching her and her cohorts' shared trajectory, you get the sense that they're expanding into other realms as early and as widely as they can, in part to guarantee their ubiquity but also to ensure against obsolescence. But with her multipronged pursuits (most of which fall under the banner of Service95, ''the ultimate cultural concierge,'' according to its tag line), Lipa's approach is distinct in that she's leading with ideas and information, not products, curating culture in addition to contributing to it. What began as a minimally designed newsletter created with a few former magazine editors -- the issues are free and the first one featured short pieces about South African house music and the Irish disability advocate and writer Sinéad Burke -- has since grown to accommodate YouTube cooking videos, live book talks with authors (hosted by Lipa) and reported series dedicated to such topics as men's mental health and the spiking crisis in London, where young people are unknowingly being drugged by strangers at bars.</w:t>
-        <w:br/>
-        <w:t xml:space="preserve">  Service95 represents who Lipa is ''behind closed doors,'' she says, a space where discussions around trans liberation are as common as those about jewelry and yoga. Though she's a young, ambitious millennial, the content reflects the very Gen Z belief that all art and culture must be motivated by social justice and that all artists must talk about their ethics and values (at least those deemed palatably progressive) in all contexts and environments. ''My intention is never to be political ... but there's a political bent to my existence,'' Lipa says. ''The easiest thing you can do is just hide away and not have an opinion about anything.'' The singer is nevertheless cautious about how she lets her contributors use this microphone. She knows she's the one who would face repercussions if a problem arose, so she approves every story herself and leads weekly editorial meetings. If it continues to grow, Service95 might one day replace the glossy, feminist-leaning fashion magazines of the 2000s; right now, it's reminiscent of the chatty, lo-fi publications that the aughts-era blogger Tavi Gevinson offered young fans with ''Rookie'' before becoming an actress.</w:t>
-        <w:br/>
-        <w:t xml:space="preserve">  ''I think it's a marketing tool: How confessional can you be?'' she says. ''I also don't put so much of my life out there for people to dig into the music in this weird, analytical way.''</w:t>
-        <w:br/>
-        <w:t xml:space="preserve">  Lipa, however, has taken the reverse course: Rather than amassing enough access and power within media to eventually jettison the industry for something more glamorous, she's using her celebrity to expose her readers to everything she's witnessing from her perch. ''The world is really big, and maybe things don't get to your [corner], so it's a way of bringing everything together,'' she says. This is a canny strategy, for it implies that Lipa's a normal woman who just hustled her way into an abnormally charmed life while somehow staying grounded. It also makes her seem generous, despite the occasional tone-deaf moment, as when she wrote last November that she ''saves up'' to go shopping at Amore, the Tokyo vintage luxury handbag emporium.</w:t>
-        <w:br/>
-        <w:t xml:space="preserve">  Among famous women turned media mavens, a category that has recently grown to include the talk show hosts Drew Barrymore and Kelly Clarkson, Lipa's closest analog might be Gwyneth Paltrow, although Goop is much larger and more lucrative than Service95. Lipa won't share audience metrics, but she does plan to bring some readers together at a forthcoming event series that will focus on food, wine and books. (''Like Oprah?'' I ask, but she shrugs off the comparison: ''We don't really have Oprah [in London].'') She's more inspired by Reese Witherspoon, the actress best known for playing Type A go-getters like Tracy Flick in ''Election'' (1999) who later became one of the first celebrities to launch her own book club, partly to create a pipeline of women-centered stories that her company could option for film and television. Maybe Lipa will do something like that, she tells me, but she hasn't thought of a model ''to base Service95 on, which is cool because then it can be its own thing,'' she adds, sounding like the content executive she's becoming. ''I've found being in the media this way very encouraging.''</w:t>
-        <w:br/>
-        <w:t xml:space="preserve">  She is, after all, a woman about whom many things have been written who now gets to write the story herself. In the newsletter, this takes the form of a short, paragraph-long editor's letter. But on the podcast, the third season of which is now running weekly in partnership with the BBC, Lipa's more present. Before speaking with each of her guests in conversations that can last an hour or longer, she says she does four or five days of research; Lisa Taddeo, a 43-year-old journalist who published the nonfiction sex narrative ''Three Women'' in 2019, told me the singer was among the most natural interviewers she's talked to, ''impeccably prepared, yet off book in the most conversational way.'' What Lipa's doing is different than journalism, though, if only because, as she admits, she avoids bringing up anything that might make her interviewees uncomfortable. She typically deflects inquiries about herself in favor of gathering advice from her subjects, who seem to open up in these conversations; it's easy to forget that they're speaking with another artist rather than any other geekily inquisitive host.</w:t>
-        <w:br/>
-        <w:t xml:space="preserve">  Last September, Monica Lewinsky went on the show, where she discussed the Clinton sex scandal and how she recovered from her despair. She was nearly ''publicly humiliated to death,'' she says, after which Lipa lets out a heavy sigh. ''Something that really struck me was how feminists agonized over you,'' Lipa responds. ''Whether you were using your own agency. Were you a victim? And I really wonder how this has evolved, and how this experience has defined your own relationship with the feminist movement because, for me, it completely blew me away that feminism then isn't how we know it now, and maybe abuse of power wasn't at the top of the list.''</w:t>
-        <w:br/>
-        <w:t xml:space="preserve">  ''It was your generation,'' Lewinsky later reminds her, ''that insisted on re-evaluating my story.'' After their conversation, Lipa decided that the interviews in the third season should each be dedicated to a single topic, much like Lewinsky's was centered on shame and healing. For the first episode, which premiered in June, the singer made what felt like a self-referential gambit: She invited on the English YouTuber Amelia Dimoldenberg, the host of the series ''Chicken Shop Date'' -- in which she awkwardly interviews actresses like Jennifer Lawrence and Keke Palmer in a fast-food restaurant -- to discuss ''how to grow your empire and build your brand,'' as Lipa says in her editor's note announcing the episode. Dimoldenberg's advice: ''Especially for women ... you feel like you have to please everyone, you have to come across a certain type of way where you're not being a diva,'' to which Lipa murmurs in agreement. ''Believe in your idea,'' Dimoldenberg adds. ''That's the most important thing.''</w:t>
-        <w:br/>
-        <w:t xml:space="preserve">  EVEN IF LIPA can do all of this, the question remains: Why? Obviously, she could fill her days just being a massively successful musician. But a few weeks after our lunch, she tells me over the phone that she would be ''doing a disservice'' to herself if she weren't ''exploring all the things [she] loved and wanted to share.'' It's similar to other explanations she's given me: She likes ''being thrown into the deep end'' and acquiring new skills, above all those that are ''aligned'' with her ''activism and love of reading.'' She's been interested in media since high school, especially after her father got a master's degree in journalism when he returned to Kosovo. (He became her manager last year after she parted ways with Mawson.) She wants to honor the sacrifices her parents made; these various gigs satisfy ''what's maybe the immigrant mentality ... this thing I have in my head where I know that, if I don't work hard enough, the rug could just be pulled from under my feet.'' If the music stops bringing in audiences, maybe these other enterprises will.</w:t>
-        <w:br/>
-        <w:t xml:space="preserve">  She never says that last part; she probably never would. She also doesn't say what I think is the real answer, which is this: Anyone who works in media can tell you that there's no better way to lead the conversation without ever having to actually talk about yourself. While Lipa's editorial initiative may seem like an act of self-exposure, it's in fact one of self-protection -- it allows her to connect regularly with her audience by sharing her favorite Spanish wine, the public art installations she enjoyed visiting in rural Japan, the causes or activists or artists she cares about. Sharing a lifestyle, however, is different than sharing a life.</w:t>
-        <w:br/>
-        <w:t xml:space="preserve">  During the rare instances when she has to address something more intimate, her own outlets are the ideal way to disseminate the message. After DaBaby, a rapper featured on a remix of her song ''Levitating,'' was videotaped making homophobic comments at a 2021 music festival, Lipa wrote a statement on Instagram, where she has 88.6 million followers, renouncing him and encouraging her fans to fight the stigma around H.I.V./AIDS. That sort of direct communication ''was something artists didn't have before,'' she says. ''Whatever was said about you in the press, that was it: That's who you are.''</w:t>
-        <w:br/>
-        <w:t xml:space="preserve">  In 2021, an organization founded by the American Orthodox rabbi Shmuley Boteach ran a full-page ad in The New York Times accusing Lipa of antisemitism after she defended Palestinian human rights. Her representatives asked the paper's leaders to apologize, but they didn't. For more than two years, Lipa has turned down all coverage opportunities in The Times. Then she convinced Dean Baquet, the newspaper's former executive editor, to come on her podcast last December. When she brought up the controversy, he had little to say about the company's decisions (he still works here), explaining the church-and-state divisions between editorial and advertising departments. To her, the exchange went as anticipated: ''It was enough for me to voice it to the guy at the top,'' and she could then move on from something that had bothered her for years.</w:t>
-        <w:br/>
-        <w:t xml:space="preserve">  All these decisions are hers to make, of course -- she owes the public no more or no less than she chooses. Still, it's interesting, novel even, to watch a celebrity build a brand off her own interests and obsessions, rather than allow her private life to become an interest and obsession of others. Since the dawn of Madonna, we've expected pop stars (and indeed all female artists) to bare all -- to reference their mental health struggles (Lady Gaga) or their partners' cheating scandals (Beyoncé) -- only to judge and punish them for doing so. Lipa refuses to engage on that level. Her music, too, avoids the strange dissonance of other female artists (Taylor Swift; Adele) who've achieved success by exposing everyday secrets and sadnesses, only to find themselves stuck looping those same narratives now that their lives aren't so relatable. Lipa won't sing about those kinds of Easter eggs: ''I think it's a marketing tool: How confessional can you be?'' she says. ''I also don't put so much of my life out there for people to dig into the music in this weird, analytical way.''</w:t>
-        <w:br/>
-        <w:t xml:space="preserve">  The next album will be ''more personal,'' she offers, but that's not why she's doing it. Two days before we'd met for sushi, Lipa had been rewatching ''How Can You Mend a Broken Heart,'' the 2020 documentary about the Bee Gees, ''just bawling my eyes out,'' she says, with her boyfriend, Romain Gavras, a 42-year-old French Greek film director. (Tellingly, her relationship with Gavras is the only thing her publicist asked that I not bring up myself.) In the film, someone talks about ''music that just makes your body feel good,'' she explains. ''Those are the songs I get attached to -- that's the kind of feeling I want to convey.'' Already, she's proved herself adept as a singer in conjuring those sorts of sensations. But as she keeps talking, I notice that the ordinary gesture of recommending a film I haven't seen is making her feel good, too. ''You should definitely watch it,'' she says, interrupting her thoughts about her own music. ''It's amazing. I cry every time.''</w:t>
-        <w:br/>
-        <w:t xml:space="preserve">  Hair by Rio Sreedharan. Makeup by Samantha Lau. Set design by Afra Zamara for Second Name. Production: Farago Projects. Manicurist: Michelle Humphrey for LMC Worldwide. Photo assistants: Daniel Rodriguez Serrato, Enzo Farrugia, Hermine Werner. Set designer's assistants: Tatyana Rutherston, Viola Vitali, Oualid Boudrar. Tailor: Sabrina Gomis Vallée. Stylist's assistants: Martí Serra, Alexis Landolfi, Anna Castellano</w:t>
+        <w:t xml:space="preserve">  Corton's book combines meticulous social history with a wealth of eccentric detail. Thus we learn that London's ubiquitous plane trees were chosen for their shiny, fog-resistant foliage. And since Jack the Ripper actually went out to stalk his victims on fog-free nights, filmmakers had to fake the sort of dank, smoke-wreathed London scenes audiences craved. It's discoveries like these that make reading ''London Fog'' such an unusual, enthralling and enlightening experience.</w:t>
         <w:br/>
         <w:br/>
-        <w:t>https://www.nytimes.com/2023/08/07/t-magazine/dua-lipa-service95.html</w:t>
+        <w:t>http://www.nytimes.com/2015/11/01/books/review/london-fog-the-biography-by-christine-l-corton.html</w:t>
         <w:br/>
         <w:br/>
         <w:t>Graphic</w:t>
@@ -114,19 +80,7 @@
         <w:br/>
         <w:t xml:space="preserve"> </w:t>
         <w:br/>
-        <w:t>PHOTOS: The pop star Dua Lipa, photographed in Paris on May 25, 2023, wears a Gucci coat (with brooch), $12,900, pants, $5,200, sunglasses, $695, and shoes, $1,250, gucci.com</w:t>
-        <w:br/>
-        <w:t>andSkims bra, $34, skims.com. Alaïa dress, $3,320, and scarf, $4,090, maison-alaia.com/us</w:t>
-        <w:br/>
-        <w:t>Skims bra</w:t>
-        <w:br/>
-        <w:t>Stuart Weitzman shoes, $495, stuartweitzman.com</w:t>
-        <w:br/>
-        <w:t>her own earrings</w:t>
-        <w:br/>
-        <w:t>and stylist's own underwear. Hair by Rio Sreedharan for the Wall Group. Makeup by Samantha Lau. Set design by Afra Zamara for Second Name. Production: Farago projects. MANICURIST: MICHELLE HUMPHREY for LMC WORLDWIDE. Photo assistants: DANIEL RODRIGUEZ SERRATO, ENZO FARRUGIA, HERMINE WERNER. SET DESIGNER's ASSISTANTS: TATYANA RUTHERSTON, VIOLA VITALI, OUALID BOUDRAR. TAILOR: SABRINA GOMIS VALLÉE. Stylist's assistants: MARTí SERRA, ALEXIS LANDOLFI, ANNA CASTELLANO (PHOTOGRAPHS BY LUIS ALBERTO RODRIGUEZ</w:t>
-        <w:br/>
-        <w:t xml:space="preserve"> STYLED BY CARLOS NAZARIO) This article appeared in print on page M2123, M2124, M2125, M2126, M2127.</w:t>
+        <w:t>PHOTO: Central London at night, 1936. (PHOTOGRAPH FROM GETTY IMAGES)</w:t>
       </w:r>
     </w:p>
     <w:sectPr>

--- a/example_articles/countries/England/1.countries_England_New_York_Times.docx
+++ b/example_articles/countries/England/1.countries_England_New_York_Times.docx
@@ -7,7 +7,9 @@
         <w:pStyle w:val="Heading1"/>
       </w:pPr>
       <w:r>
-        <w:t>Deadly Skies</w:t>
+        <w:t>FILM;</w:t>
+        <w:br/>
+        <w:t>For His New Film, Hanif Kureishi Reaches for a 'Beautiful Laundrette'</w:t>
       </w:r>
     </w:p>
     <w:p>
@@ -17,17 +19,17 @@
     </w:p>
     <w:p>
       <w:r>
-        <w:t>Date: 2015-11-01</w:t>
+        <w:t>Date: 1992-08-02</w:t>
       </w:r>
     </w:p>
     <w:p>
       <w:r>
-        <w:t>Section: Section BR; Column 0; Book Review Desk; Pg. 17</w:t>
+        <w:t>Section: Section 2;; Section 2; Page 16; Column 3; Arts &amp; Leisure Desk; Column 3;; Biography</w:t>
       </w:r>
     </w:p>
     <w:p>
       <w:r>
-        <w:t>Source file: NYT/28.DOCX</w:t>
+        <w:t>Source file: NYT/52.DOCX</w:t>
       </w:r>
     </w:p>
     <w:p>
@@ -49,30 +51,49 @@
     </w:p>
     <w:p>
       <w:r>
-        <w:t>LONDON FOGThe Biography By Christine L. CortonIllustrated. 391 pp. The Belknap Press/ ­Harvard University Press. $35.  How best to solve the pollution problems of a city sunk so deep within sulfurous clouds that it was described as hell on earth? Simply answered: Relocate all urban smoke-creating industry and encircle the metropolis of London with sweetly scented flowers and elegant hedges.</w:t>
+        <w:t>In a large house in Notting Hill a stately white mansion that has obviously seen better days -- technicians bashed a hole in the living room, trying to attach a bike to the ceiling.</w:t>
         <w:br/>
-        <w:t xml:space="preserve">  It sounds like one of those wonderfully daffy Fabian schemes for the betterment of mankind that were embraced by the likes of George Bernard Shaw and the Webbs. In fact, as Christine L. Corton, a Cambridge scholar, reveals in her engrossing and magnificently researched new book, ''London Fog,'' this fragrant anti-smoke scheme was the brainchild of John Evelyn, the 17th-century diarist. King Charles II was said to be ''much pleas'd'' with Evelyn's idea, and a bill against the smoky nuisance was duly drafted. Then -- it's the mournful leitmotif of most of Corton's tale -- nothing was done. Nobody at the time, and nobody right up to the middle of the 20th century, was willing to put public health above business interests.</w:t>
+        <w:t>"I wrote this scene in a pub," said Hanif Kureishi gleefully, admiring the pandemonium from the comfort of a sofa. He was clearly enjoying the trouble he had caused. The prop was for a hallucination scene in "London Kills Me," Mr. Kureishi's third screenplay and his directorial debut. The film opens in New York on Friday.</w:t>
         <w:br/>
-        <w:t xml:space="preserve">  And yet it's a surprise to discover how beloved a feature of London life these multicolored fogs became. ''I am their painter,'' Whistler announced with characteristic modesty. Another dabbler, Claude Monet, fleeing besieged Paris in 1870, fell in love with London's vaporous, mutating clouds. Perched in a riverside room at the Savoy, he looked upon the familiar mist as his reliable collaborator. Confronted by a distressingly untypical instance of fog-free skies, Monet grew desperate: ''It seemed all my canvases were going for naught.'' He had to bide his time until ''little by little, as the fires were lit, the smoke and the mist returned.''</w:t>
+        <w:t>Half-English, half-Pakistani, Hanif Kureishi (pronounced Ha-NEEF Ku-REE-shee) is a playwright, screenwriter, novelist, essayist. He is also a provocateur who once described England as "an intolerant, racist, homophobic, narrow-minded, authoritarian rat hole."</w:t>
         <w:br/>
-        <w:t xml:space="preserve">  Visitors from abroad may have delighted in the fog, but homegrown artists lit candles and vainly scrubbed the grime from their gloom-filled studio windows. ''Give us light!'' Frederic Leighton pleaded to the unmoved guests at a Lord Mayor's banquet in 1882, begging them to have pity on the poor painter and his ''interminable hours, days and weeks of enforced idleness spent in the continuous contemplation of the ubiquitous yellow fog.'' J.M.W. Turner never finished his rendering of the smoke-swathed ''Thames Above Waterloo Bridge'' because it lacked a buyer.</w:t>
+        <w:t>Glamour, of a street-smart variety, surrounds Mr. Kureishi. He likes to affect the outlaw image: the fashionable ponytail, the black leather jacket, the beer in a bottle, not a glass.  Some in the film world call him the Spike Lee of England. Asked about the comparison, Mr. Kureishi shrugged. "We don't really have that much in common, except that he's a black man in a white society, and I'm a brown man in a white society, and we're both young."</w:t>
         <w:br/>
-        <w:t xml:space="preserve">  Writers were equally divided. In fiction, Robert Louis Stevenson deployed fog-­laden images and vaporous metaphors to create the sense of menace that enfolds the mysterious activities of virtuous Dr. Jekyll's evil other. In life, the gentle author (who suffered from respiratory problems all his life) attributed his own profound depressions to ''nothing more definite than a certain hue of brown,'' that same ''great chocolate-colored pall'' that hangs over the villainous Hyde.</w:t>
+        <w:t>In America, Mr. Kureishi, who is 37 years old, is probably best known for having written "My Beautiful Laundrette," a film that seemed to come out of nowhere, a splattered cinematic canvas of Asian immigrant London circa mid-Thatcher. "Laundrette" was a long shot that came in first. Along with "Chariots of Fire," it is perhaps the most emblematic of all the films that Britain produced in the 80's. "Laundrette" is the flip side of the stiff-upper-lip "Chariots," showing the story of a homosexual relationship between a young Pakistani and a white Cockney who open a swank laundromat in a London slum.</w:t>
         <w:br/>
-        <w:t xml:space="preserve">  In contrast, Dickens reveled in fog, characterizing it, above all in ''Bleak House,'' as a venomous, slithering presence -- a force his admirer Joseph Conrad would aspire to match in ''The Secret Agent.'' Nathaniel Hawthorne, visiting the city, found moral lessons in London's fog, while Henry James gave it a social aspect (dank mists swirl through his working-class scenes). Mark Twain, barely visible to the tiny audiences who stumbled into a mist-veiled London lecture hall to hear him talk about ''roughing it,'' cut short that dismal effort.</w:t>
+        <w:t>"Laundrette" remains the standard for the dream product: a low-cost slice-of-life drama that found an audience all over the world. Made on a budget of $860,000, it grossed $5 million in the United States alone, which is big box office for an independent film. "Laundrette" also introduced two other talents to the American public: the director Stephen Frears, who went on to make "Dangerous Liaisons" and "The Grifters," and Daniel Day Lewis, who won the best-actor Academy Award for "My Left Foot."</w:t>
         <w:br/>
-        <w:t xml:space="preserve">  Twain's complaints about the impenetrable murk alert us to the fact that London's yellow pea-soupers (a term that derives from a much despised broth) were not confined to its streets. It's fine to stand snugly beside Arthur Conan Doyle at a (closed) window above Baker Street while Sherlock Holmes imagines a murderer prowling through the foggy depths below, ''as the tiger does the jungle, unseen until he ­pounces.'' And it's funny (but also disquieting) to learn of a post-World War I service inside St. Paul's Cathedral when the fog hung so thickly that the text (''I Am the Light of the World'') boomed down from a pulpit that was lost from view.</w:t>
+        <w:t>But neither of these big names is involved with "London Kills Me"; Mr. Kureishi was on his own. He gazed up at the ominous-looking hole. "What if the ceiling falls in?" he asked one of the technicians.</w:t>
         <w:br/>
-        <w:t xml:space="preserve">  The more serious side of Corton's book documents how business has taken precedence over humanity where London's history of pollution is concerned. A prevailing westerly wind meant that those dwelling to the east were always at most risk. Those who could afford it lived elsewhere: The east, where the Thames flows to Gravesend, was abandoned to the underclass. Those with enough means could always take flight from the inconvenient fog; the real sufferers were those with no escape, the voiceless poor.</w:t>
+        <w:t>"I've got a dustpan and brush downstairs, Hanif."</w:t>
         <w:br/>
-        <w:t xml:space="preserve">  East London's slum dwellers were of no interest to Victorian champions of free trade like John Bright. (A man who might plausibly have jumped from the pages of ''Hard Times,'' Bright boasted of having shot down every anti-smoke bill proposed in Parliament.) Lord Palmerston spoke up for choking East Enders in the 1850s, pointing a finger at the interests of the furnace owners (all living outside London) as opposed to their victims (all haplessly resident). A bill was passed, but there was little change. Eventually, another connection was established: between London's perpetual veil of smog and its citizens' cozily smoldering grates. The conclusion was obvious. Sadly, popular World War I songs like ''Keep the Home Fires Burning'' didn't do much to encourage the adoption of smokeless fuel.</w:t>
+        <w:t>Mr. Kureishi smiled at the joke. Orson Welles once called film making the greatest toy-train set in the world, and Mr. Kureishi was obviously relishing his new toy. Some years ago, when he was asked if he had any aspirations to direct, he replied, "No, it's too bloody difficult, too much organization. All of those people you have to be nice to. It's a strain." But here he was, on the second day of a scheduled 38-day shoot, being nice to people, organized, dealing with the strain.</w:t>
         <w:br/>
-        <w:t xml:space="preserve">  It wasn't until what came to be known as the ''Great Killer Fog'' of 1952 that the casualty rate became impossible to ignore and the British press finally took up the cause. Harold Macmillan made cynical use of his powers as minister of housing to ensure that lung-friendly decisions would not be taken. It was left to a bullish M.P., Gerald Nabarro, to steer the Clean Air Act into law in 1956. Within a few years, even as the war against pollution was still in its infancy, the dreaded pea-soupers began to fade into mythology.</w:t>
+        <w:t>The cast of unknowns were mostly in their early 20's, and they treated the quiet Mr. Kureishi as a hip, friendly teacher, or maybe an older brother. He doesn't look like a film director; short and compactly built, he has long black hair and gentle, soft black eyes. His face is angelic, but he is slow to smile and slower to laugh, often affecting the kind of puzzled expression and crooked grin one sees in pouting children and hurt dogs.</w:t>
         <w:br/>
-        <w:t xml:space="preserve">  Corton's book combines meticulous social history with a wealth of eccentric detail. Thus we learn that London's ubiquitous plane trees were chosen for their shiny, fog-resistant foliage. And since Jack the Ripper actually went out to stalk his victims on fog-free nights, filmmakers had to fake the sort of dank, smoke-wreathed London scenes audiences craved. It's discoveries like these that make reading ''London Fog'' such an unusual, enthralling and enlightening experience.</w:t>
+        <w:t>Not everything Mr. Kureishi has written, ranging from stage plays and screenplays to essays, stories and a novel, has been a striking success, but the title of his new film is certainly ironic in light of his own career. London hasn't killed Mr. Kureishi at all -- it has practically fallen at his feet. After the critical and commercial success of "Laundrette" (which earned him an Oscar nomination for best original screenplay), he was given an artistic blank check for his next film, "Sammy and Rosie Get Laid" (1987), which explored conservatism's collision with sexual liberation.</w:t>
         <w:br/>
+        <w:t>Although the movie was a commercial and critical failure, it further established Mr. Kureishi as a writer of vision. He has consistently challenged the Merchant Ivory-Masterpiece Theater view of England as a country of white people with good accents eating strawberries, playing cricket and going fox hunting. Mr. Kureishi's England is a land of immigrants, gays, punks, drug dealers and race riots. His novel, "The Buddha of Suburbia," depicts an England unsure of how to assimilate its immigrants -- and immigrants unsure whether they want to be assimilated. The book has been translated into 23 languages.</w:t>
         <w:br/>
-        <w:t>http://www.nytimes.com/2015/11/01/books/review/london-fog-the-biography-by-christine-l-corton.html</w:t>
+        <w:t>"London Kills Me," unlike Mr. Kureishi's other screenplays, doesn't feature race as an issue; the film is about a young white street urchin called Clint Eastwood who meets up with a gang of white drug dealers and moves into a squat, or house, with them in Notting Hill. Clint wants to go straight but needs a pair of shoes to get a job. "About two years ago, I met this guy in Notting Hill who didn't have a pair of shoes," Mr. Kureishi explained. "He'd stolen a pair from someone in his squat, but they'd found out, so he had to give them back. It seemed sort of funny and pathetic to me -- that all he needed was a pair of shoes."</w:t>
+        <w:br/>
+        <w:t>But the film is not about footware. "Drugs are high-risk capitalism," the director said, speaking the kind of lines he is apt to give his characters. "Ecstasy was the ultimate Thatcherite drug, because you could get blissed out on the weekend and still go to work Monday morning. Not like LSD. The kids around Portobello Road are into the 60's scene without the politics, just the culture. It's all about hedonism. The squatting scene is massive. So it was those two themes -- of young homelessness and drugs -- that came together in the film."</w:t>
+        <w:br/>
+        <w:t>The house the producers found is a former meditation center about to undergo complete renovation. "London Kills Me" turned it into a cinematic squat, with unintelligible graffiti spray-painted on the walls, mirrors smashed, the carpets trashed. Budgeted at $3 million, the production is clearly on the low end of the scale.</w:t>
+        <w:br/>
+        <w:t>"People will probably say the film is arrogant," Mr. Kureishi said. What do critics say about him? "His eagerness to shock is almost endearing," wrote James Wolcott in Vanity Fair. "Kureishi is a bourgeois-basher afraid of being branded bourgeois."</w:t>
+        <w:br/>
+        <w:t>Mr. Kureishi, whose novel won the Whitbread Prize for the best British fiction debut of 1990, has been praised by his friend Salman Rushdie, but, like Mr. Rushdie, he is not the most admired writer in the British Asian community. The loudest critics of "My Beautiful Laundrette" were Asians. In New York, members of the Pakistani Action Committee, angry about the film's depiction of their fellow nationals, picketed its release, waving placards with such slogans as " 'My Beautiful Laundrette' is the creation of a sick and perverted mind."</w:t>
+        <w:br/>
+        <w:t>Although Muslim characters are written about sympathetically in his novel, Mr. Kureishi said that he was brought up as an atheist. Born in 1954 to a working-class English mother and a middle-class Pakistani journalist, he grew up in the south London middle-class suburb of Bromley. "I was brought up really as an English child," he said. "My father was very Westernized -- he wasn't a practicing Muslim, for example, didn't believe in arranged marriages or practices that would have conflicted with what was around us. I wasn't influenced by Asian culture at all."</w:t>
+        <w:br/>
+        <w:t>There were few Asians in the Bromley area then. "It was a very worrying time," said Mr. Kureishi's father, Rafiushan, in an interview during the shooting of "London Kills Me." (Rafiushan Kureishi died last January.) "The English nature is to not say anything openly, but to keep it under. But people became outspoken about race -- they gave you a hassle when you went out." The senior Kureishi, perhaps his son's greatest champion, remembered the young Hanif as being "very difficult and extremely rude at times. He could be very arrogant."</w:t>
+        <w:br/>
+        <w:t>Having come of age in the late 60's, the director has put that era's anti-authoritarian sensibility into much of his work. The land squatters in "Sammy and Rosie" could be living in a 60's commune. Characters speak as if they're in a psychedelic Roger Corman film ("This stuff will chill you, man. Just tip it on your tongue . . . .") And the drug dealers in "London Kills Me" could have been Ken Kesey's Merry Pranksters hot off the bus.</w:t>
+        <w:br/>
+        <w:t>Of his new film, Mr. Kureishi said, "There'll be a lot of people who'll be expecting something which is much bigger and more complicated, I suppose, more ambitious."</w:t>
+        <w:br/>
+        <w:t>Faltering ambition has never been a problem with Mr. Kureishi. These days, however, following his father's death and a bout with back problems, he has decided to travel and take it easy for a while. Although he has no new projects planned, he has written a four-hour television adaptation of "The Buddha of Suburbia," which the BBC plans to film in September. This time, though, he is content to let someone else direct.</w:t>
         <w:br/>
         <w:br/>
         <w:t>Graphic</w:t>
@@ -80,7 +101,7 @@
         <w:br/>
         <w:t xml:space="preserve"> </w:t>
         <w:br/>
-        <w:t>PHOTO: Central London at night, 1936. (PHOTOGRAPH FROM GETTY IMAGES)</w:t>
+        <w:t>Photos: Emer McCourt, left, and Steven Mackintosh in "London Kills Me"--The themes of drugs and homeless young people come together. Hanif Kureishi during the filming of "London Kills Me." (Photographs by New Line Cinema)</w:t>
       </w:r>
     </w:p>
     <w:sectPr>
